--- a/Results/Synthetic_Data/dcr_results_table.docx
+++ b/Results/Synthetic_Data/dcr_results_table.docx
@@ -72,7 +72,7 @@
           </w:tcPr>
           <w:p>
             <w:r>
-              <w:t>0.2791</w:t>
+              <w:t>0.2787</w:t>
             </w:r>
           </w:p>
         </w:tc>
@@ -94,7 +94,7 @@
           </w:tcPr>
           <w:p>
             <w:r>
-              <w:t>0.2466</w:t>
+              <w:t>0.2468</w:t>
             </w:r>
           </w:p>
         </w:tc>
@@ -116,7 +116,7 @@
           </w:tcPr>
           <w:p>
             <w:r>
-              <w:t>0.7231</w:t>
+              <w:t>0.7247</w:t>
             </w:r>
           </w:p>
         </w:tc>
@@ -138,7 +138,7 @@
           </w:tcPr>
           <w:p>
             <w:r>
-              <w:t>0.2614</w:t>
+              <w:t>0.2619</w:t>
             </w:r>
           </w:p>
         </w:tc>
@@ -160,7 +160,7 @@
           </w:tcPr>
           <w:p>
             <w:r>
-              <w:t>0.3377</w:t>
+              <w:t>0.3380</w:t>
             </w:r>
           </w:p>
         </w:tc>
@@ -182,7 +182,7 @@
           </w:tcPr>
           <w:p>
             <w:r>
-              <w:t>0.9763</w:t>
+              <w:t>0.9766</w:t>
             </w:r>
           </w:p>
         </w:tc>
